--- a/camila-sartori/exports/automacao-mensagens-agosto.docx
+++ b/camila-sartori/exports/automacao-mensagens-agosto.docx
@@ -342,7 +342,7 @@
           <w:b w:val="0"/>
           <w:sz w:val="24"/>
         </w:rPr>
-        <w:t>"Eu criei a Jornada AME-SE, um curso online de autoconhecimento e autoestima para mulheres, baseado na terapia do esquema e na terapia cognitivo-comportamental, com tudo que eu aplico na minha prática como psicóloga. São 5 módulos que vão te ajudar a entender a raiz das suas crenças limitantes, fortalecer sua autoestima e construir relações mais saudáveis, no seu tempo, revendo o conteúdo sempre que quiser. E ainda tem bônus exclusivos, como mentoria e materiais extras."</w:t>
+        <w:t>"Eu criei a Comunidade AME-SE, um curso online de autoconhecimento e autoestima para mulheres, baseado na terapia do esquema e na terapia cognitivo-comportamental, com tudo que eu aplico na minha prática como psicóloga. São 5 módulos que vão te ajudar a entender a raiz das suas crenças limitantes, fortalecer sua autoestima e construir relações mais saudáveis, no seu tempo, revendo o conteúdo sempre que quiser. E ainda tem bônus exclusivos, como mentoria e materiais extras."</w:t>
       </w:r>
     </w:p>
     <w:p>
